--- a/views/CONVENTION_TEMPLATE_NON_CPF.docx
+++ b/views/CONVENTION_TEMPLATE_NON_CPF.docx
@@ -132,7 +132,27 @@
           <w:szCs w:val="19"/>
           <w:lang w:val="fr-FR"/>
         </w:rPr>
-        <w:t xml:space="preserve">Et {{COMPANY_NAME}}, SIRET , est conclue la convention suivante, en application des dispositions du Livre III de la sixième partie du code du travail portant organisation de la formation professionnelle. </w:t>
+        <w:t xml:space="preserve">Et </w:t>
+      </w:r>
+      <w:r>
+        <w:rPr>
+          <w:rFonts w:ascii="Avenir Next Regular" w:eastAsia="Calibri" w:hAnsi="Avenir Next Regular" w:cs="Browallia New"/>
+          <w:b/>
+          <w:bCs/>
+          <w:sz w:val="19"/>
+          <w:szCs w:val="19"/>
+          <w:lang w:val="fr-FR"/>
+        </w:rPr>
+        <w:t>{{COMPANY_NAME}}, SIRET {{COMPANY_SIRET}},</w:t>
+      </w:r>
+      <w:r>
+        <w:rPr>
+          <w:rFonts w:ascii="Avenir Next Regular" w:eastAsia="Calibri" w:hAnsi="Avenir Next Regular" w:cs="Browallia New"/>
+          <w:sz w:val="19"/>
+          <w:szCs w:val="19"/>
+          <w:lang w:val="fr-FR"/>
+        </w:rPr>
+        <w:t xml:space="preserve"> est conclue la convention suivante, en application des dispositions du Livre III de la sixième partie du code du travail portant organisation de la formation professionnelle. </w:t>
       </w:r>
     </w:p>
     <w:p>
@@ -276,7 +296,18 @@
           <w:szCs w:val="19"/>
           <w:lang w:val="fr-FR"/>
         </w:rPr>
-        <w:t>Intitulé de l’action : {{TRAINING_TITLE}}</w:t>
+        <w:t xml:space="preserve">Intitulé de l’action : </w:t>
+      </w:r>
+      <w:r>
+        <w:rPr>
+          <w:rFonts w:ascii="Avenir Next Regular" w:eastAsia="Calibri" w:hAnsi="Avenir Next Regular" w:cs="Browallia New"/>
+          <w:b/>
+          <w:bCs/>
+          <w:sz w:val="19"/>
+          <w:szCs w:val="19"/>
+          <w:lang w:val="fr-FR"/>
+        </w:rPr>
+        <w:t>{{TRAINING_TITLE}}</w:t>
       </w:r>
     </w:p>
     <w:p>
@@ -334,6 +365,8 @@
         <w:ind w:left="426" w:right="-431"/>
         <w:rPr>
           <w:rFonts w:ascii="Avenir Next Regular" w:eastAsia="Calibri" w:hAnsi="Avenir Next Regular" w:cs="Browallia New"/>
+          <w:b/>
+          <w:bCs/>
           <w:sz w:val="19"/>
           <w:szCs w:val="19"/>
           <w:lang w:val="fr-FR"/>
@@ -346,7 +379,18 @@
           <w:szCs w:val="19"/>
           <w:lang w:val="fr-FR"/>
         </w:rPr>
-        <w:t>Durée de l’action de formation : {{TOTAL_HOURS}} heures</w:t>
+        <w:t xml:space="preserve">Durée de l’action de formation : </w:t>
+      </w:r>
+      <w:r>
+        <w:rPr>
+          <w:rFonts w:ascii="Avenir Next Regular" w:eastAsia="Calibri" w:hAnsi="Avenir Next Regular" w:cs="Browallia New"/>
+          <w:b/>
+          <w:bCs/>
+          <w:sz w:val="19"/>
+          <w:szCs w:val="19"/>
+          <w:lang w:val="fr-FR"/>
+        </w:rPr>
+        <w:t>{{TOTAL_HOURS}} heures</w:t>
       </w:r>
     </w:p>
     <w:p>
@@ -408,7 +452,18 @@
           <w:szCs w:val="19"/>
           <w:lang w:val="fr-FR"/>
         </w:rPr>
-        <w:t>Dates : {{DATE_STR}}</w:t>
+        <w:t xml:space="preserve">Dates : </w:t>
+      </w:r>
+      <w:r>
+        <w:rPr>
+          <w:rFonts w:ascii="Avenir Next Regular" w:eastAsia="Calibri" w:hAnsi="Avenir Next Regular" w:cs="Browallia New"/>
+          <w:b/>
+          <w:bCs/>
+          <w:sz w:val="19"/>
+          <w:szCs w:val="19"/>
+          <w:lang w:val="fr-FR"/>
+        </w:rPr>
+        <w:t>{{DATE_STR}}</w:t>
       </w:r>
     </w:p>
     <w:p>
@@ -1168,33 +1223,6 @@
         </w:rPr>
         <w:t>Fait en double exemplaire, à {{SIGN_CITY}} le {{TODAY}}</w:t>
       </w:r>
-      <w:r>
-        <w:rPr>
-          <w:rFonts w:ascii="Avenir Next Regular" w:eastAsia="Calibri" w:hAnsi="Avenir Next Regular" w:cs="Browallia New"/>
-          <w:sz w:val="19"/>
-          <w:szCs w:val="19"/>
-          <w:lang w:val="fr-FR"/>
-        </w:rPr>
-        <w:tab/>
-      </w:r>
-      <w:r>
-        <w:rPr>
-          <w:rFonts w:ascii="Avenir Next Regular" w:eastAsia="Calibri" w:hAnsi="Avenir Next Regular" w:cs="Browallia New"/>
-          <w:sz w:val="19"/>
-          <w:szCs w:val="19"/>
-          <w:lang w:val="fr-FR"/>
-        </w:rPr>
-        <w:tab/>
-      </w:r>
-      <w:r>
-        <w:rPr>
-          <w:rFonts w:ascii="Avenir Next Regular" w:eastAsia="Calibri" w:hAnsi="Avenir Next Regular" w:cs="Browallia New"/>
-          <w:sz w:val="19"/>
-          <w:szCs w:val="19"/>
-          <w:lang w:val="fr-FR"/>
-        </w:rPr>
-        <w:tab/>
-      </w:r>
     </w:p>
     <w:p>
       <w:pPr>
@@ -1208,97 +1236,166 @@
         </w:rPr>
       </w:pPr>
     </w:p>
-    <w:p>
-      <w:pPr>
-        <w:pStyle w:val="Normal10"/>
-        <w:ind w:left="-426" w:right="-431"/>
-        <w:rPr>
-          <w:rFonts w:ascii="Avenir Next Regular" w:hAnsi="Avenir Next Regular"/>
-          <w:b/>
-          <w:bCs/>
-          <w:color w:val="1F497D" w:themeColor="text2"/>
-          <w:lang w:val="fr-FR"/>
-        </w:rPr>
-        <w:sectPr>
-          <w:type w:val="continuous"/>
-          <w:pgSz w:w="11900" w:h="16820" w:code="297"/>
-          <w:pgMar w:top="1560" w:right="1274" w:bottom="1005" w:left="1418" w:header="0" w:footer="1106" w:gutter="0"/>
-          <w:cols w:space="708"/>
-          <w:docGrid w:linePitch="360"/>
-        </w:sectPr>
-      </w:pPr>
-      <w:r>
-        <w:rPr>
-          <w:rFonts w:ascii="Avenir Next Regular" w:hAnsi="Avenir Next Regular"/>
-          <w:b/>
-          <w:bCs/>
-          <w:color w:val="1F497D" w:themeColor="text2"/>
-          <w:lang w:val="fr-FR"/>
-        </w:rPr>
-        <w:t>Pour {{COMPANY_NAME}}</w:t>
-      </w:r>
-      <w:r>
-        <w:rPr>
-          <w:rFonts w:ascii="Avenir Next Regular" w:hAnsi="Avenir Next Regular"/>
-          <w:b/>
-          <w:bCs/>
-          <w:color w:val="1F497D" w:themeColor="text2"/>
-          <w:lang w:val="fr-FR"/>
-        </w:rPr>
-        <w:tab/>
-      </w:r>
-      <w:r>
-        <w:rPr>
-          <w:rFonts w:ascii="Avenir Next Regular" w:hAnsi="Avenir Next Regular"/>
-          <w:b/>
-          <w:bCs/>
-          <w:color w:val="1F497D" w:themeColor="text2"/>
-          <w:lang w:val="fr-FR"/>
-        </w:rPr>
-        <w:tab/>
-      </w:r>
-      <w:r>
-        <w:rPr>
-          <w:rFonts w:ascii="Avenir Next Regular" w:hAnsi="Avenir Next Regular"/>
-          <w:b/>
-          <w:bCs/>
-          <w:color w:val="1F497D" w:themeColor="text2"/>
-          <w:lang w:val="fr-FR"/>
-        </w:rPr>
-        <w:tab/>
-      </w:r>
-      <w:r>
-        <w:rPr>
-          <w:rFonts w:ascii="Avenir Next Regular" w:hAnsi="Avenir Next Regular"/>
-          <w:b/>
-          <w:bCs/>
-          <w:color w:val="1F497D" w:themeColor="text2"/>
-          <w:lang w:val="fr-FR"/>
-        </w:rPr>
-        <w:tab/>
-      </w:r>
-      <w:r>
-        <w:rPr>
-          <w:rFonts w:ascii="Avenir Next Regular" w:hAnsi="Avenir Next Regular"/>
-          <w:b/>
-          <w:bCs/>
-          <w:color w:val="1F497D" w:themeColor="text2"/>
-          <w:lang w:val="fr-FR"/>
-        </w:rPr>
-        <w:tab/>
-      </w:r>
-      <w:r>
-        <w:rPr>
-          <w:rFonts w:ascii="Avenir Next Regular" w:hAnsi="Avenir Next Regular"/>
-          <w:b/>
-          <w:bCs/>
-          <w:color w:val="1F497D" w:themeColor="text2"/>
-          <w:lang w:val="fr-FR"/>
-        </w:rPr>
-        <w:tab/>
-        <w:t>Pour l’organisme LINGUAID FRANCE</w:t>
-      </w:r>
-    </w:p>
+    <w:tbl>
+      <w:tblPr>
+        <w:tblW w:w="9360" w:type="dxa"/>
+        <w:tblLook w:val="04A0" w:firstRow="1" w:lastRow="0" w:firstColumn="1" w:lastColumn="0" w:noHBand="0" w:noVBand="1"/>
+      </w:tblPr>
+      <w:tblGrid>
+        <w:gridCol w:w="4680"/>
+        <w:gridCol w:w="4680"/>
+      </w:tblGrid>
+      <w:tr>
+        <w:tc>
+          <w:tcPr>
+            <w:tcW w:w="4680" w:type="dxa"/>
+          </w:tcPr>
+          <w:p>
+            <w:pPr>
+              <w:spacing w:after="120"/>
+            </w:pPr>
+            <w:r>
+              <w:rPr>
+                <w:rFonts w:ascii="Avenir Next Regular" w:hAnsi="Avenir Next Regular"/>
+                <w:b/>
+                <w:bCs/>
+                <w:color w:val="1F497D" w:themeColor="text2"/>
+              </w:rPr>
+              <w:t>Pour {{COMPANY_NAME}}</w:t>
+            </w:r>
+          </w:p>
+        </w:tc>
+        <w:tc>
+          <w:tcPr>
+            <w:tcW w:w="4680" w:type="dxa"/>
+          </w:tcPr>
+          <w:p>
+            <w:pPr>
+              <w:spacing w:after="120"/>
+            </w:pPr>
+            <w:r>
+              <w:rPr>
+                <w:rFonts w:ascii="Avenir Next Regular" w:hAnsi="Avenir Next Regular"/>
+                <w:b/>
+                <w:bCs/>
+                <w:color w:val="1F497D" w:themeColor="text2"/>
+              </w:rPr>
+              <w:t>Pour l’organisme LINGUAID FRANCE</w:t>
+            </w:r>
+          </w:p>
+        </w:tc>
+      </w:tr>
+      <w:tr>
+        <w:tc>
+          <w:tcPr>
+            <w:tcW w:w="4680" w:type="dxa"/>
+          </w:tcPr>
+          <w:p>
+            <w:pPr>
+              <w:spacing w:after="120"/>
+            </w:pPr>
+          </w:p>
+        </w:tc>
+        <w:tc>
+          <w:tcPr>
+            <w:tcW w:w="4680" w:type="dxa"/>
+          </w:tcPr>
+          <w:p>
+            <w:pPr>
+              <w:spacing w:after="120"/>
+            </w:pPr>
+          </w:p>
+        </w:tc>
+      </w:tr>
+      <w:tr>
+        <w:tc>
+          <w:tcPr>
+            <w:tcW w:w="4680" w:type="dxa"/>
+          </w:tcPr>
+          <w:p>
+            <w:pPr>
+              <w:spacing w:after="120"/>
+            </w:pPr>
+          </w:p>
+        </w:tc>
+        <w:tc>
+          <w:tcPr>
+            <w:tcW w:w="4680" w:type="dxa"/>
+          </w:tcPr>
+          <w:p>
+            <w:pPr>
+              <w:spacing w:after="120"/>
+            </w:pPr>
+          </w:p>
+        </w:tc>
+      </w:tr>
+      <w:tr>
+        <w:tc>
+          <w:tcPr>
+            <w:tcW w:w="4680" w:type="dxa"/>
+          </w:tcPr>
+          <w:p>
+            <w:pPr>
+              <w:spacing w:after="120"/>
+            </w:pPr>
+          </w:p>
+        </w:tc>
+        <w:tc>
+          <w:tcPr>
+            <w:tcW w:w="4680" w:type="dxa"/>
+          </w:tcPr>
+          <w:p>
+            <w:pPr>
+              <w:spacing w:after="120"/>
+            </w:pPr>
+          </w:p>
+        </w:tc>
+      </w:tr>
+      <w:tr>
+        <w:tc>
+          <w:tcPr>
+            <w:tcW w:w="4680" w:type="dxa"/>
+          </w:tcPr>
+          <w:p>
+            <w:pPr>
+              <w:spacing w:after="120"/>
+            </w:pPr>
+          </w:p>
+        </w:tc>
+        <w:tc>
+          <w:tcPr>
+            <w:tcW w:w="4680" w:type="dxa"/>
+          </w:tcPr>
+          <w:p>
+            <w:pPr>
+              <w:spacing w:after="120"/>
+            </w:pPr>
+          </w:p>
+        </w:tc>
+      </w:tr>
+      <w:tr>
+        <w:tc>
+          <w:tcPr>
+            <w:tcW w:w="4680" w:type="dxa"/>
+          </w:tcPr>
+          <w:p>
+            <w:pPr>
+              <w:spacing w:after="120"/>
+            </w:pPr>
+          </w:p>
+        </w:tc>
+        <w:tc>
+          <w:tcPr>
+            <w:tcW w:w="4680" w:type="dxa"/>
+          </w:tcPr>
+          <w:p>
+            <w:pPr>
+              <w:spacing w:after="120"/>
+            </w:pPr>
+          </w:p>
+        </w:tc>
+      </w:tr>
+    </w:tbl>
     <w:p>
       <w:pPr>
         <w:pStyle w:val="Normal10"/>
@@ -1453,14 +1550,14 @@
                       </a:ln>
                       <a:extLst>
                         <a:ext uri="{909E8E84-426E-40dd-AFC4-6F175D3DCCD1}">
-                          <a14:hiddenFill xmlns:a14="http://schemas.microsoft.com/office/drawing/2010/main" xmlns:w="http://schemas.openxmlformats.org/wordprocessingml/2006/main" xmlns:w10="urn:schemas-microsoft-com:office:word" xmlns:v="urn:schemas-microsoft-com:vml" xmlns:o="urn:schemas-microsoft-com:office:office" xmlns:mv="urn:schemas-microsoft-com:mac:vml" xmlns:mo="http://schemas.microsoft.com/office/mac/office/2008/main" xmlns="">
+                          <a14:hiddenFill xmlns="" xmlns:mo="http://schemas.microsoft.com/office/mac/office/2008/main" xmlns:mv="urn:schemas-microsoft-com:mac:vml" xmlns:o="urn:schemas-microsoft-com:office:office" xmlns:v="urn:schemas-microsoft-com:vml" xmlns:w10="urn:schemas-microsoft-com:office:word" xmlns:w="http://schemas.openxmlformats.org/wordprocessingml/2006/main" xmlns:a14="http://schemas.microsoft.com/office/drawing/2010/main">
                             <a:solidFill>
                               <a:srgbClr val="00CC99"/>
                             </a:solidFill>
                           </a14:hiddenFill>
                         </a:ext>
                         <a:ext uri="{91240B29-F687-4f45-9708-019B960494DF}">
-                          <a14:hiddenLine xmlns:a14="http://schemas.microsoft.com/office/drawing/2010/main" xmlns:w="http://schemas.openxmlformats.org/wordprocessingml/2006/main" xmlns:w10="urn:schemas-microsoft-com:office:word" xmlns:v="urn:schemas-microsoft-com:vml" xmlns:o="urn:schemas-microsoft-com:office:office" xmlns:mv="urn:schemas-microsoft-com:mac:vml" xmlns:mo="http://schemas.microsoft.com/office/mac/office/2008/main" xmlns="" w="9525">
+                          <a14:hiddenLine xmlns="" xmlns:mo="http://schemas.microsoft.com/office/mac/office/2008/main" xmlns:mv="urn:schemas-microsoft-com:mac:vml" xmlns:o="urn:schemas-microsoft-com:office:office" xmlns:v="urn:schemas-microsoft-com:vml" xmlns:w10="urn:schemas-microsoft-com:office:word" xmlns:w="http://schemas.openxmlformats.org/wordprocessingml/2006/main" xmlns:a14="http://schemas.microsoft.com/office/drawing/2010/main" w="9525">
                             <a:solidFill>
                               <a:srgbClr val="000000"/>
                             </a:solidFill>
@@ -1867,14 +1964,14 @@
                       </a:ln>
                       <a:extLst>
                         <a:ext uri="{909E8E84-426E-40dd-AFC4-6F175D3DCCD1}">
-                          <a14:hiddenFill xmlns:a14="http://schemas.microsoft.com/office/drawing/2010/main" xmlns:w="http://schemas.openxmlformats.org/wordprocessingml/2006/main" xmlns:w10="urn:schemas-microsoft-com:office:word" xmlns:v="urn:schemas-microsoft-com:vml" xmlns:o="urn:schemas-microsoft-com:office:office" xmlns:mv="urn:schemas-microsoft-com:mac:vml" xmlns:mo="http://schemas.microsoft.com/office/mac/office/2008/main" xmlns="">
+                          <a14:hiddenFill xmlns="" xmlns:mo="http://schemas.microsoft.com/office/mac/office/2008/main" xmlns:mv="urn:schemas-microsoft-com:mac:vml" xmlns:o="urn:schemas-microsoft-com:office:office" xmlns:v="urn:schemas-microsoft-com:vml" xmlns:w10="urn:schemas-microsoft-com:office:word" xmlns:w="http://schemas.openxmlformats.org/wordprocessingml/2006/main" xmlns:a14="http://schemas.microsoft.com/office/drawing/2010/main">
                             <a:solidFill>
                               <a:srgbClr val="00CC99"/>
                             </a:solidFill>
                           </a14:hiddenFill>
                         </a:ext>
                         <a:ext uri="{91240B29-F687-4f45-9708-019B960494DF}">
-                          <a14:hiddenLine xmlns:a14="http://schemas.microsoft.com/office/drawing/2010/main" xmlns:w="http://schemas.openxmlformats.org/wordprocessingml/2006/main" xmlns:w10="urn:schemas-microsoft-com:office:word" xmlns:v="urn:schemas-microsoft-com:vml" xmlns:o="urn:schemas-microsoft-com:office:office" xmlns:mv="urn:schemas-microsoft-com:mac:vml" xmlns:mo="http://schemas.microsoft.com/office/mac/office/2008/main" xmlns="" w="9525">
+                          <a14:hiddenLine xmlns="" xmlns:mo="http://schemas.microsoft.com/office/mac/office/2008/main" xmlns:mv="urn:schemas-microsoft-com:mac:vml" xmlns:o="urn:schemas-microsoft-com:office:office" xmlns:v="urn:schemas-microsoft-com:vml" xmlns:w10="urn:schemas-microsoft-com:office:word" xmlns:w="http://schemas.openxmlformats.org/wordprocessingml/2006/main" xmlns:a14="http://schemas.microsoft.com/office/drawing/2010/main" w="9525">
                             <a:solidFill>
                               <a:srgbClr val="000000"/>
                             </a:solidFill>

--- a/views/CONVENTION_TEMPLATE_NON_CPF.docx
+++ b/views/CONVENTION_TEMPLATE_NON_CPF.docx
@@ -782,7 +782,27 @@
           <w:szCs w:val="19"/>
           <w:lang w:val="fr-FR"/>
         </w:rPr>
-        <w:t>Les frais de formation sont : {{PRICE}} EUROS NET DE TAXES* à payer à réception de facture. Un cofinancement ou abondement est également possible du moment que l’accord de prise en charge est donné avant démarrage de la formation. Les tarifs comprennent les frais pédagogiques. (*Conformément à l'article 261-4-4° du Code général des impôts, nos activités de formation professionnelle continue sont exonérées de T.V.A.)</w:t>
+        <w:t xml:space="preserve">Les frais de formation sont : </w:t>
+      </w:r>
+      <w:r>
+        <w:rPr>
+          <w:rFonts w:ascii="Avenir Next Regular" w:eastAsia="Calibri" w:hAnsi="Avenir Next Regular" w:cs="Browallia New"/>
+          <w:sz w:val="19"/>
+          <w:szCs w:val="19"/>
+          <w:lang w:val="fr-FR"/>
+          <w:b/>
+          <w:bCs/>
+        </w:rPr>
+        <w:t xml:space="preserve">{{PRICE}} EUROS NET DE TAXES*</w:t>
+      </w:r>
+      <w:r>
+        <w:rPr>
+          <w:rFonts w:ascii="Avenir Next Regular" w:eastAsia="Calibri" w:hAnsi="Avenir Next Regular" w:cs="Browallia New"/>
+          <w:sz w:val="19"/>
+          <w:szCs w:val="19"/>
+          <w:lang w:val="fr-FR"/>
+        </w:rPr>
+        <w:t xml:space="preserve"> à payer à réception de facture. Un cofinancement ou abondement est également possible du moment que l’accord de prise en charge est donné avant démarrage de la formation. Les tarifs comprennent les frais pédagogiques. (*Conformément à l'article 261-4-4° du Code général des impôts, nos activités de formation professionnelle continue sont exonérées de T.V.A.)</w:t>
       </w:r>
     </w:p>
     <w:p>

--- a/views/CONVENTION_TEMPLATE_NON_CPF.docx
+++ b/views/CONVENTION_TEMPLATE_NON_CPF.docx
@@ -143,7 +143,7 @@
           <w:szCs w:val="19"/>
           <w:lang w:val="fr-FR"/>
         </w:rPr>
-        <w:t>{{COMPANY_NAME}}, SIRET {{COMPANY_SIRET}},</w:t>
+        <w:t>{{COMPANY_NAME}}{{COMPANY_SIRET}},</w:t>
       </w:r>
       <w:r>
         <w:rPr>

--- a/views/CONVENTION_TEMPLATE_NON_CPF.docx
+++ b/views/CONVENTION_TEMPLATE_NON_CPF.docx
@@ -802,7 +802,7 @@
           <w:szCs w:val="19"/>
           <w:lang w:val="fr-FR"/>
         </w:rPr>
-        <w:t xml:space="preserve"> à payer à réception de facture. Un cofinancement ou abondement est également possible du moment que l’accord de prise en charge est donné avant démarrage de la formation. Les tarifs comprennent les frais pédagogiques. (*Conformément à l'article 261-4-4° du Code général des impôts, nos activités de formation professionnelle continue sont exonérées de T.V.A.)</w:t>
+        <w:t xml:space="preserve"> {{PAYMENT_TERMS}}. Un cofinancement ou abondement est également possible du moment que l’accord de prise en charge est donné avant démarrage de la formation. Les tarifs comprennent les frais pédagogiques. (*Conformément à l'article 261-4-4° du Code général des impôts, nos activités de formation professionnelle continue sont exonérées de T.V.A.)</w:t>
       </w:r>
     </w:p>
     <w:p>
